--- a/service/app/templates/informe_base.docx
+++ b/service/app/templates/informe_base.docx
@@ -32,10 +32,105 @@
         <w:t xml:space="preserve">La NOM-036-1-STPS-2018 establece los lineamientos para identificar, analizar, prevenir y controlar los factores de riesgo ergonómico derivados del manejo manual de cargas en los centros de trabajo. El presente documento resume los resultados obtenidos al aplicar el instrumento de autoevaluación con base en dicha norma dentro de la empresa </w:t>
       </w:r>
       <w:r>
+        <w:t>{{r empresa_nombre }}.</w:t>
+      </w:r>
+    </w:p>
+    <w:p>
+      <w:r>
+        <w:t>{% if es_revision %}</w:t>
+      </w:r>
+    </w:p>
+    <w:p>
+      <w:pPr>
+        <w:pStyle w:val="Heading2"/>
+      </w:pPr>
+      <w:r>
+        <w:t>Guía de colores de este documento</w:t>
+      </w:r>
+    </w:p>
+    <w:p>
+      <w:r>
+        <w:t>Esta versión del informe, generada durante la etapa de validación piloto, resalta el texto según su origen dentro del motor de recomendaciones, para facilitar su revisión:</w:t>
+      </w:r>
+    </w:p>
+    <w:p>
+      <w:pPr>
+        <w:pStyle w:val="ListBullet"/>
+      </w:pPr>
+      <w:r>
         <w:rPr>
           <w:b/>
+          <w:shd w:val="clear" w:color="auto" w:fill="CFE2F3"/>
         </w:rPr>
-        <w:t>{{ empresa_nombre }}.</w:t>
+        <w:t>Dato de la empresa</w:t>
+      </w:r>
+      <w:r>
+        <w:t>: Texto ingresado directamente por la empresa en la autoevaluación (datos generales).</w:t>
+      </w:r>
+    </w:p>
+    <w:p>
+      <w:pPr>
+        <w:pStyle w:val="ListBullet"/>
+      </w:pPr>
+      <w:r>
+        <w:rPr>
+          <w:b/>
+          <w:shd w:val="clear" w:color="auto" w:fill="D9EAD3"/>
+        </w:rPr>
+        <w:t>Resultado calculado</w:t>
+      </w:r>
+      <w:r>
+        <w:t>: Puntaje, porcentaje y clasificación que obtiene el motor a partir de las respuestas.</w:t>
+      </w:r>
+    </w:p>
+    <w:p>
+      <w:pPr>
+        <w:pStyle w:val="ListBullet"/>
+      </w:pPr>
+      <w:r>
+        <w:rPr>
+          <w:b/>
+          <w:shd w:val="clear" w:color="auto" w:fill="E6D9F2"/>
+        </w:rPr>
+        <w:t>Plantilla fija</w:t>
+      </w:r>
+      <w:r>
+        <w:t>: Texto de apertura o cierre que depende solo de la franja de severidad — el mismo para cualquier empresa que caiga en ella.</w:t>
+      </w:r>
+    </w:p>
+    <w:p>
+      <w:pPr>
+        <w:pStyle w:val="ListBullet"/>
+      </w:pPr>
+      <w:r>
+        <w:rPr>
+          <w:b/>
+          <w:shd w:val="clear" w:color="auto" w:fill="FCE5CD"/>
+        </w:rPr>
+        <w:t>Recomendación de catálogo</w:t>
+      </w:r>
+      <w:r>
+        <w:t>: Texto elegido del catálogo ítem-nivel según la respuesta específica de la empresa.</w:t>
+      </w:r>
+    </w:p>
+    <w:p>
+      <w:pPr>
+        <w:pStyle w:val="ListBullet"/>
+      </w:pPr>
+      <w:r>
+        <w:rPr>
+          <w:b/>
+          <w:shd w:val="clear" w:color="auto" w:fill="EAEAEA"/>
+        </w:rPr>
+        <w:t>Tema obligatorio / optativo</w:t>
+      </w:r>
+      <w:r>
+        <w:t>: Las mismas recomendaciones de catálogo, agrupadas como lista de áreas de oportunidad.</w:t>
+      </w:r>
+    </w:p>
+    <w:p>
+      <w:r>
+        <w:t>{% endif %}</w:t>
       </w:r>
     </w:p>
     <w:p>
@@ -51,22 +146,16 @@
         <w:t xml:space="preserve">La empresa </w:t>
       </w:r>
       <w:r>
-        <w:rPr>
-          <w:b/>
-        </w:rPr>
-        <w:t>{{ empresa_nombre }}</w:t>
+        <w:t>{{r empresa_nombre }}</w:t>
       </w:r>
       <w:r>
-        <w:t xml:space="preserve"> se encuentra ubicada en {{ empresa_ubicacion }}. Cuenta con aproximadamente </w:t>
+        <w:t xml:space="preserve"> se encuentra ubicada en {{r empresa_ubicacion }}. Cuenta con aproximadamente </w:t>
       </w:r>
       <w:r>
-        <w:rPr>
-          <w:b/>
-        </w:rPr>
-        <w:t>{{ empresa_num_trabajadores }}</w:t>
+        <w:t>{{r empresa_num_trabajadores }}</w:t>
       </w:r>
       <w:r>
-        <w:t xml:space="preserve"> trabajadores, con el siguiente esquema de turnos: {{ empresa_turnos }}. Su giro es {{ empresa_giro }}. Las actividades relacionadas con el manejo manual de cargas identificadas son: {{ empresa_descripcion_mmh }}.</w:t>
+        <w:t xml:space="preserve"> trabajadores, con el siguiente esquema de turnos: {{r empresa_turnos }}. Su giro es {{r empresa_giro }}. Las actividades relacionadas con el manejo manual de cargas identificadas son: {{r empresa_descripcion_mmh }}.</w:t>
       </w:r>
     </w:p>
     <w:p>
@@ -131,7 +220,7 @@
         <w:t xml:space="preserve">Criterio {{ c.numero }}.- </w:t>
       </w:r>
       <w:r>
-        <w:t>{{ c.narrativa }}</w:t>
+        <w:t>{{r c.narrativa }}</w:t>
       </w:r>
     </w:p>
     <w:p>
@@ -154,7 +243,7 @@
     </w:p>
     <w:p>
       <w:r>
-        <w:t>{{ resultado_global_cierre }}</w:t>
+        <w:t>{{r resultado_global_cierre }}</w:t>
       </w:r>
     </w:p>
     <w:p>
@@ -172,7 +261,7 @@
     </w:p>
     <w:p>
       <w:r>
-        <w:t>{{ loop.index }}. {{ tema }}</w:t>
+        <w:t>{{ loop.index }}. {{r tema }}</w:t>
       </w:r>
     </w:p>
     <w:p>
@@ -195,7 +284,7 @@
     </w:p>
     <w:p>
       <w:r>
-        <w:t>{{ loop.index }}. {{ tema }}</w:t>
+        <w:t>{{ loop.index }}. {{r tema }}</w:t>
       </w:r>
     </w:p>
     <w:p>

--- a/service/app/templates/informe_base.docx
+++ b/service/app/templates/informe_base.docx
@@ -244,6 +244,24 @@
     <w:p>
       <w:r>
         <w:t>{{r resultado_global_cierre }}</w:t>
+      </w:r>
+    </w:p>
+    <w:p>
+      <w:r>
+        <w:t>{% if hay_temas %}</w:t>
+      </w:r>
+    </w:p>
+    <w:p>
+      <w:pPr>
+        <w:jc w:val="center"/>
+      </w:pPr>
+      <w:r>
+        <w:t>{{ grafica_temas }}</w:t>
+      </w:r>
+    </w:p>
+    <w:p>
+      <w:r>
+        <w:t>{% endif %}</w:t>
       </w:r>
     </w:p>
     <w:p>

--- a/service/app/templates/informe_base.docx
+++ b/service/app/templates/informe_base.docx
@@ -29,7 +29,7 @@
     </w:p>
     <w:p>
       <w:r>
-        <w:t xml:space="preserve">La NOM-036-1-STPS-2018 establece los lineamientos para identificar, analizar, prevenir y controlar los factores de riesgo ergonómico derivados del manejo manual de cargas en los centros de trabajo. El presente documento resume los resultados obtenidos al aplicar el instrumento de autoevaluación con base en dicha norma dentro de la empresa </w:t>
+        <w:t xml:space="preserve">La NOM-036-1-STPS-2018 busca identificar y prevenir los riesgos de salud que puede causar el manejo manual de cargas en el trabajo. Este documento resume los resultados de la autoevaluación que respondió la empresa </w:t>
       </w:r>
       <w:r>
         <w:t>{{r empresa_nombre }}.</w:t>
@@ -168,7 +168,7 @@
     </w:p>
     <w:p>
       <w:r>
-        <w:t>El instrumento de evaluación se divide en secciones (criterios), cada una constituida por diez ítems o afirmaciones calificados en una escala de 0 a 4, en donde 0 = Nada y 4 = Óptimo. La calificación máxima por criterio es de 40 puntos; entre mayor sea el puntaje, mayor es el grado de cumplimiento de la norma en ese rubro.</w:t>
+        <w:t>El cuestionario se divide en temas. Cada tema tiene diez preguntas, calificadas del 0 (Nada) al 4 (Óptimo). Entre más alto es el puntaje de un tema, mejor cumple la empresa con la norma en ese tema.</w:t>
       </w:r>
     </w:p>
     <w:p>
@@ -238,7 +238,7 @@
     </w:p>
     <w:p>
       <w:r>
-        <w:t>A continuación se describen los puntos identificados en los que se considera que se puede trabajar para facilitar la implementación y el cumplimiento de la NOM-036-1-STPS-2018.</w:t>
+        <w:t>{{r resultado_global_apertura }}</w:t>
       </w:r>
     </w:p>
     <w:p>

--- a/service/app/templates/informe_base.docx
+++ b/service/app/templates/informe_base.docx
@@ -6,6 +6,9 @@
       <w:pPr>
         <w:pStyle w:val="Title"/>
         <w:jc w:val="center"/>
+        <w:pBdr>
+          <w:bottom w:val="single" w:sz="12" w:space="4" w:color="1F3A5F"/>
+        </w:pBdr>
       </w:pPr>
       <w:r>
         <w:t>Informe de Pre Diagnóstico Empresarial</w:t>
@@ -16,18 +19,76 @@
         <w:jc w:val="center"/>
       </w:pPr>
       <w:r>
+        <w:rPr>
+          <w:i/>
+          <w:color w:val="595956"/>
+          <w:sz w:val="26"/>
+        </w:rPr>
         <w:t>Identificación de factores de riesgo ergonómico por manejo manual de cargas, con base en la NOM-036-1-STPS-2018</w:t>
+      </w:r>
+    </w:p>
+    <w:p/>
+    <w:p>
+      <w:pPr>
+        <w:jc w:val="center"/>
+      </w:pPr>
+      <w:r>
+        <w:rPr>
+          <w:b/>
+        </w:rPr>
+        <w:t xml:space="preserve">Empresa evaluada: </w:t>
+      </w:r>
+      <w:r>
+        <w:t>{{r empresa_nombre }}</w:t>
+      </w:r>
+    </w:p>
+    <w:p>
+      <w:pPr>
+        <w:jc w:val="center"/>
+      </w:pPr>
+      <w:r>
+        <w:rPr>
+          <w:b/>
+        </w:rPr>
+        <w:t xml:space="preserve">Fecha de generación: </w:t>
+      </w:r>
+      <w:r>
+        <w:t>{{ fecha_generacion }}</w:t>
+      </w:r>
+    </w:p>
+    <w:p>
+      <w:pPr>
+        <w:jc w:val="center"/>
+      </w:pPr>
+      <w:r>
+        <w:rPr>
+          <w:i/>
+          <w:color w:val="595956"/>
+          <w:sz w:val="19"/>
+        </w:rPr>
+        <w:t>Documento confidencial. Su contenido está dirigido exclusivamente a la empresa evaluada y al equipo responsable de la validación de este instrumento.</w:t>
+      </w:r>
+    </w:p>
+    <w:p>
+      <w:r>
+        <w:br w:type="page"/>
       </w:r>
     </w:p>
     <w:p>
       <w:pPr>
         <w:pStyle w:val="Heading1"/>
+        <w:pBdr>
+          <w:bottom w:val="single" w:sz="6" w:space="4" w:color="1F3A5F"/>
+        </w:pBdr>
       </w:pPr>
       <w:r>
         <w:t>Introducción</w:t>
       </w:r>
     </w:p>
     <w:p>
+      <w:pPr>
+        <w:jc w:val="both"/>
+      </w:pPr>
       <w:r>
         <w:t xml:space="preserve">La NOM-036-1-STPS-2018 busca identificar y prevenir los riesgos de salud que puede causar el manejo manual de cargas en el trabajo. Este documento resume los resultados de la autoevaluación que respondió la empresa </w:t>
       </w:r>
@@ -136,12 +197,18 @@
     <w:p>
       <w:pPr>
         <w:pStyle w:val="Heading1"/>
+        <w:pBdr>
+          <w:bottom w:val="single" w:sz="6" w:space="4" w:color="1F3A5F"/>
+        </w:pBdr>
       </w:pPr>
       <w:r>
         <w:t>Información general de la empresa</w:t>
       </w:r>
     </w:p>
     <w:p>
+      <w:pPr>
+        <w:jc w:val="both"/>
+      </w:pPr>
       <w:r>
         <w:t xml:space="preserve">La empresa </w:t>
       </w:r>
@@ -161,12 +228,18 @@
     <w:p>
       <w:pPr>
         <w:pStyle w:val="Heading1"/>
+        <w:pBdr>
+          <w:bottom w:val="single" w:sz="6" w:space="4" w:color="1F3A5F"/>
+        </w:pBdr>
       </w:pPr>
       <w:r>
         <w:t>Resultados de la evaluación</w:t>
       </w:r>
     </w:p>
     <w:p>
+      <w:pPr>
+        <w:jc w:val="both"/>
+      </w:pPr>
       <w:r>
         <w:t>El cuestionario se divide en temas. Cada tema tiene diez preguntas, calificadas del 0 (Nada) al 4 (Óptimo). Entre más alto es el puntaje de un tema, mejor cumple la empresa con la norma en ese tema.</w:t>
       </w:r>
@@ -201,7 +274,23 @@
     </w:p>
     <w:p>
       <w:pPr>
+        <w:jc w:val="center"/>
+      </w:pPr>
+      <w:r>
+        <w:rPr>
+          <w:i/>
+          <w:color w:val="595956"/>
+          <w:sz w:val="19"/>
+        </w:rPr>
+        <w:t>Figura 1. Porcentaje de cumplimiento por criterio, sobre las 5 franjas de severidad.</w:t>
+      </w:r>
+    </w:p>
+    <w:p>
+      <w:pPr>
         <w:pStyle w:val="Heading1"/>
+        <w:pBdr>
+          <w:bottom w:val="single" w:sz="6" w:space="4" w:color="1F3A5F"/>
+        </w:pBdr>
       </w:pPr>
       <w:r>
         <w:t>Resultados por criterio</w:t>
@@ -213,6 +302,9 @@
       </w:r>
     </w:p>
     <w:p>
+      <w:pPr>
+        <w:jc w:val="both"/>
+      </w:pPr>
       <w:r>
         <w:rPr>
           <w:b/>
@@ -231,17 +323,26 @@
     <w:p>
       <w:pPr>
         <w:pStyle w:val="Heading1"/>
+        <w:pBdr>
+          <w:bottom w:val="single" w:sz="6" w:space="4" w:color="1F3A5F"/>
+        </w:pBdr>
       </w:pPr>
       <w:r>
         <w:t>Áreas de oportunidad</w:t>
       </w:r>
     </w:p>
     <w:p>
+      <w:pPr>
+        <w:jc w:val="both"/>
+      </w:pPr>
       <w:r>
         <w:t>{{r resultado_global_apertura }}</w:t>
       </w:r>
     </w:p>
     <w:p>
+      <w:pPr>
+        <w:jc w:val="both"/>
+      </w:pPr>
       <w:r>
         <w:t>{{r resultado_global_cierre }}</w:t>
       </w:r>
@@ -260,6 +361,19 @@
       </w:r>
     </w:p>
     <w:p>
+      <w:pPr>
+        <w:jc w:val="center"/>
+      </w:pPr>
+      <w:r>
+        <w:rPr>
+          <w:i/>
+          <w:color w:val="595956"/>
+          <w:sz w:val="19"/>
+        </w:rPr>
+        <w:t>Figura 2. Proporción de temas de atención obligatoria y optativa.</w:t>
+      </w:r>
+    </w:p>
+    <w:p>
       <w:r>
         <w:t>{% endif %}</w:t>
       </w:r>
@@ -274,10 +388,18 @@
     </w:p>
     <w:p>
       <w:r>
+        <w:t>Derivados directamente de las exigencias de la NOM-036-1-STPS-2018 para los temas evaluados con nivel de cumplimiento bajo.</w:t>
+      </w:r>
+    </w:p>
+    <w:p>
+      <w:r>
         <w:t>{% for tema in temas_obligatorios %}</w:t>
       </w:r>
     </w:p>
     <w:p>
+      <w:pPr>
+        <w:pStyle w:val="ListBullet"/>
+      </w:pPr>
       <w:r>
         <w:t>{{ loop.index }}. {{r tema }}</w:t>
       </w:r>
@@ -297,10 +419,18 @@
     </w:p>
     <w:p>
       <w:r>
+        <w:t>Buenas prácticas sugeridas, adicionales a lo que exige la norma.</w:t>
+      </w:r>
+    </w:p>
+    <w:p>
+      <w:r>
         <w:t>{% for tema in temas_optativos %}</w:t>
       </w:r>
     </w:p>
     <w:p>
+      <w:pPr>
+        <w:pStyle w:val="ListBullet"/>
+      </w:pPr>
       <w:r>
         <w:t>{{ loop.index }}. {{r tema }}</w:t>
       </w:r>
@@ -311,16 +441,27 @@
       </w:r>
     </w:p>
     <w:p>
+      <w:pPr>
+        <w:pBdr>
+          <w:bottom w:val="single" w:sz="4" w:space="4" w:color="1F3A5F"/>
+        </w:pBdr>
+      </w:pPr>
+    </w:p>
+    <w:p>
       <w:r>
         <w:t>Atentamente,</w:t>
       </w:r>
     </w:p>
     <w:p>
       <w:r>
+        <w:rPr>
+          <w:b/>
+        </w:rPr>
         <w:t>Equipo de investigación en Ergonomía y Factores Humanos</w:t>
       </w:r>
     </w:p>
     <w:sectPr>
+      <w:footerReference w:type="default" r:id="rId9"/>
       <w:pgSz w:w="12240" w:h="15840"/>
       <w:pgMar w:top="1440" w:right="1800" w:bottom="1440" w:left="1800" w:header="720" w:footer="720" w:gutter="0"/>
       <w:cols w:space="720"/>
@@ -328,6 +469,53 @@
     </w:sectPr>
   </w:body>
 </w:document>
+</file>
+
+<file path=word/footer1.xml><?xml version="1.0" encoding="utf-8"?>
+<w:ftr xmlns:m="http://schemas.openxmlformats.org/officeDocument/2006/math" xmlns:mc="http://schemas.openxmlformats.org/markup-compatibility/2006" xmlns:mo="http://schemas.microsoft.com/office/mac/office/2008/main" xmlns:mv="urn:schemas-microsoft-com:mac:vml" xmlns:o="urn:schemas-microsoft-com:office:office" xmlns:r="http://schemas.openxmlformats.org/officeDocument/2006/relationships" xmlns:v="urn:schemas-microsoft-com:vml" xmlns:w10="urn:schemas-microsoft-com:office:word" xmlns:w14="http://schemas.microsoft.com/office/word/2010/wordml" xmlns:w="http://schemas.openxmlformats.org/wordprocessingml/2006/main" xmlns:wne="http://schemas.microsoft.com/office/word/2006/wordml" xmlns:wp14="http://schemas.microsoft.com/office/word/2010/wordprocessingDrawing" xmlns:wp="http://schemas.openxmlformats.org/drawingml/2006/wordprocessingDrawing" xmlns:wpc="http://schemas.microsoft.com/office/word/2010/wordprocessingCanvas" xmlns:wpg="http://schemas.microsoft.com/office/word/2010/wordprocessingGroup" xmlns:wpi="http://schemas.microsoft.com/office/word/2010/wordprocessingInk" xmlns:wps="http://schemas.microsoft.com/office/word/2010/wordprocessingShape" mc:Ignorable="w14 wp14">
+  <w:p>
+    <w:pPr>
+      <w:pStyle w:val="Footer"/>
+      <w:jc w:val="center"/>
+    </w:pPr>
+    <w:r>
+      <w:rPr>
+        <w:rFonts w:ascii="Calibri" w:hAnsi="Calibri"/>
+        <w:color w:val="595956"/>
+        <w:sz w:val="18"/>
+      </w:rPr>
+      <w:t xml:space="preserve">Página </w:t>
+    </w:r>
+    <w:fldSimple w:instr="PAGE">
+      <w:r>
+        <w:rPr>
+          <w:rFonts w:ascii="Calibri"/>
+          <w:sz w:val="18"/>
+          <w:color w:val="595956"/>
+        </w:rPr>
+        <w:t>1</w:t>
+      </w:r>
+    </w:fldSimple>
+    <w:r>
+      <w:rPr>
+        <w:rFonts w:ascii="Calibri" w:hAnsi="Calibri"/>
+        <w:color w:val="595956"/>
+        <w:sz w:val="18"/>
+      </w:rPr>
+      <w:t xml:space="preserve"> de </w:t>
+    </w:r>
+    <w:fldSimple w:instr="NUMPAGES">
+      <w:r>
+        <w:rPr>
+          <w:rFonts w:ascii="Calibri"/>
+          <w:sz w:val="18"/>
+          <w:color w:val="595956"/>
+        </w:rPr>
+        <w:t>1</w:t>
+      </w:r>
+    </w:fldSimple>
+  </w:p>
+</w:ftr>
 </file>
 
 <file path=word/numbering.xml><?xml version="1.0" encoding="utf-8"?>
@@ -693,6 +881,14 @@
     <w:name w:val="Normal"/>
     <w:qFormat/>
     <w:rsid w:val="00FC693F"/>
+    <w:pPr>
+      <w:spacing w:after="160" w:line="276" w:lineRule="auto"/>
+    </w:pPr>
+    <w:rPr>
+      <w:rFonts w:ascii="Calibri" w:hAnsi="Calibri"/>
+      <w:color w:val="262626"/>
+      <w:sz w:val="22"/>
+    </w:rPr>
   </w:style>
   <w:style w:type="paragraph" w:styleId="Header">
     <w:name w:val="header"/>
@@ -749,15 +945,16 @@
     <w:pPr>
       <w:keepNext/>
       <w:keepLines/>
-      <w:spacing w:before="480" w:after="0"/>
+      <w:spacing w:before="360" w:after="120"/>
       <w:outlineLvl w:val="0"/>
     </w:pPr>
     <w:rPr>
-      <w:rFonts w:asciiTheme="majorHAnsi" w:eastAsiaTheme="majorEastAsia" w:hAnsiTheme="majorHAnsi" w:cstheme="majorBidi"/>
+      <w:rFonts w:asciiTheme="majorHAnsi" w:eastAsiaTheme="majorEastAsia" w:hAnsiTheme="majorHAnsi" w:cstheme="majorBidi" w:ascii="Calibri" w:hAnsi="Calibri"/>
       <w:b/>
       <w:bCs/>
-      <w:color w:val="365F91" w:themeColor="accent1" w:themeShade="BF"/>
-      <w:sz w:val="28"/>
+      <w:i w:val="0"/>
+      <w:color w:val="1F3A5F"/>
+      <w:sz w:val="32"/>
       <w:szCs w:val="28"/>
     </w:rPr>
   </w:style>
@@ -773,14 +970,15 @@
     <w:pPr>
       <w:keepNext/>
       <w:keepLines/>
-      <w:spacing w:before="200" w:after="0"/>
+      <w:spacing w:before="360" w:after="120"/>
       <w:outlineLvl w:val="1"/>
     </w:pPr>
     <w:rPr>
-      <w:rFonts w:asciiTheme="majorHAnsi" w:eastAsiaTheme="majorEastAsia" w:hAnsiTheme="majorHAnsi" w:cstheme="majorBidi"/>
+      <w:rFonts w:asciiTheme="majorHAnsi" w:eastAsiaTheme="majorEastAsia" w:hAnsiTheme="majorHAnsi" w:cstheme="majorBidi" w:ascii="Calibri" w:hAnsi="Calibri"/>
       <w:b/>
       <w:bCs/>
-      <w:color w:val="4F81BD" w:themeColor="accent1"/>
+      <w:i w:val="0"/>
+      <w:color w:val="1F3A5F"/>
       <w:sz w:val="26"/>
       <w:szCs w:val="26"/>
     </w:rPr>
@@ -797,14 +995,16 @@
     <w:pPr>
       <w:keepNext/>
       <w:keepLines/>
-      <w:spacing w:before="200" w:after="0"/>
+      <w:spacing w:before="360" w:after="120"/>
       <w:outlineLvl w:val="2"/>
     </w:pPr>
     <w:rPr>
-      <w:rFonts w:asciiTheme="majorHAnsi" w:eastAsiaTheme="majorEastAsia" w:hAnsiTheme="majorHAnsi" w:cstheme="majorBidi"/>
+      <w:rFonts w:asciiTheme="majorHAnsi" w:eastAsiaTheme="majorEastAsia" w:hAnsiTheme="majorHAnsi" w:cstheme="majorBidi" w:ascii="Calibri" w:hAnsi="Calibri"/>
       <w:b/>
       <w:bCs/>
-      <w:color w:val="4F81BD" w:themeColor="accent1"/>
+      <w:i w:val="0"/>
+      <w:color w:val="1F3A5F"/>
+      <w:sz w:val="24"/>
     </w:rPr>
   </w:style>
   <w:style w:type="paragraph" w:styleId="Heading4">
@@ -1042,11 +1242,12 @@
       <w:contextualSpacing/>
     </w:pPr>
     <w:rPr>
-      <w:rFonts w:asciiTheme="majorHAnsi" w:eastAsiaTheme="majorEastAsia" w:hAnsiTheme="majorHAnsi" w:cstheme="majorBidi"/>
-      <w:color w:val="17365D" w:themeColor="text2" w:themeShade="BF"/>
+      <w:rFonts w:asciiTheme="majorHAnsi" w:eastAsiaTheme="majorEastAsia" w:hAnsiTheme="majorHAnsi" w:cstheme="majorBidi" w:ascii="Calibri" w:hAnsi="Calibri"/>
+      <w:b/>
+      <w:color w:val="1F3A5F"/>
       <w:spacing w:val="5"/>
       <w:kern w:val="28"/>
-      <w:sz w:val="52"/>
+      <w:sz w:val="56"/>
       <w:szCs w:val="52"/>
     </w:rPr>
   </w:style>
@@ -1222,6 +1423,11 @@
       </w:numPr>
       <w:contextualSpacing/>
     </w:pPr>
+    <w:rPr>
+      <w:rFonts w:ascii="Calibri" w:hAnsi="Calibri"/>
+      <w:color w:val="262626"/>
+      <w:sz w:val="22"/>
+    </w:rPr>
   </w:style>
   <w:style w:type="paragraph" w:styleId="ListBullet2">
     <w:name w:val="List Bullet 2"/>

--- a/service/app/templates/informe_base.docx
+++ b/service/app/templates/informe_base.docx
@@ -90,10 +90,29 @@
         <w:jc w:val="both"/>
       </w:pPr>
       <w:r>
-        <w:t xml:space="preserve">La NOM-036-1-STPS-2018 busca identificar y prevenir los riesgos de salud que puede causar el manejo manual de cargas en el trabajo. Este documento resume los resultados de la autoevaluación que respondió la empresa </w:t>
+        <w:t>La NOM-036-1-STPS-2018 establece los lineamientos para identificar, analizar, prevenir y controlar los factores de riesgo ergonómico derivados del manejo manual de cargas en los centros de trabajo. Su objetivo es minimizar la exposición de los trabajadores a la manipulación de cargas que puedan afectar su salud musculoesquelética.</w:t>
+      </w:r>
+    </w:p>
+    <w:p>
+      <w:pPr>
+        <w:jc w:val="both"/>
+      </w:pPr>
+      <w:r>
+        <w:t>Esta norma es aplicable a todo puesto de trabajo en el que se manipulen o transporten objetos con un peso superior a 3 kg, aun cuando la actividad se realice una sola vez al día.</w:t>
+      </w:r>
+    </w:p>
+    <w:p>
+      <w:pPr>
+        <w:jc w:val="both"/>
+      </w:pPr>
+      <w:r>
+        <w:t xml:space="preserve">Este documento presenta los resultados de un instrumento de autoevaluación para la identificación de factores de riesgo ergonómico por manejo manual de cargas, aplicado en la empresa </w:t>
       </w:r>
       <w:r>
-        <w:t>{{r empresa_nombre }}.</w:t>
+        <w:t>{{r empresa_nombre }}</w:t>
+      </w:r>
+      <w:r>
+        <w:t>, con base en los criterios establecidos por la NOM-036-1-STPS-2018.</w:t>
       </w:r>
     </w:p>
     <w:p>
@@ -332,11 +351,21 @@
       </w:r>
     </w:p>
     <w:p>
+      <w:r>
+        <w:t>{% if not resultado_global_es_parcial %}</w:t>
+      </w:r>
+    </w:p>
+    <w:p>
       <w:pPr>
         <w:jc w:val="both"/>
       </w:pPr>
       <w:r>
         <w:t>{{r resultado_global_apertura }}</w:t>
+      </w:r>
+    </w:p>
+    <w:p>
+      <w:r>
+        <w:t>{% endif %}</w:t>
       </w:r>
     </w:p>
     <w:p>
@@ -393,6 +422,11 @@
     </w:p>
     <w:p>
       <w:r>
+        <w:t>{% if temas_obligatorios %}</w:t>
+      </w:r>
+    </w:p>
+    <w:p>
+      <w:r>
         <w:t>{% for tema in temas_obligatorios %}</w:t>
       </w:r>
     </w:p>
@@ -410,6 +444,21 @@
       </w:r>
     </w:p>
     <w:p>
+      <w:r>
+        <w:t>{% else %}</w:t>
+      </w:r>
+    </w:p>
+    <w:p>
+      <w:r>
+        <w:t>No se identificaron temas obligatorios pendientes en los criterios evaluados.</w:t>
+      </w:r>
+    </w:p>
+    <w:p>
+      <w:r>
+        <w:t>{% endif %}</w:t>
+      </w:r>
+    </w:p>
+    <w:p>
       <w:pPr>
         <w:pStyle w:val="Heading2"/>
       </w:pPr>
@@ -420,6 +469,11 @@
     <w:p>
       <w:r>
         <w:t>Buenas prácticas sugeridas, adicionales a lo que exige la norma.</w:t>
+      </w:r>
+    </w:p>
+    <w:p>
+      <w:r>
+        <w:t>{% if temas_optativos %}</w:t>
       </w:r>
     </w:p>
     <w:p>
@@ -441,6 +495,21 @@
       </w:r>
     </w:p>
     <w:p>
+      <w:r>
+        <w:t>{% else %}</w:t>
+      </w:r>
+    </w:p>
+    <w:p>
+      <w:r>
+        <w:t>No se identificaron temas optativos adicionales en los criterios evaluados.</w:t>
+      </w:r>
+    </w:p>
+    <w:p>
+      <w:r>
+        <w:t>{% endif %}</w:t>
+      </w:r>
+    </w:p>
+    <w:p>
       <w:pPr>
         <w:pBdr>
           <w:bottom w:val="single" w:sz="4" w:space="4" w:color="1F3A5F"/>
@@ -452,12 +521,28 @@
         <w:t>Atentamente,</w:t>
       </w:r>
     </w:p>
+    <w:p/>
     <w:p>
       <w:r>
         <w:rPr>
           <w:b/>
         </w:rPr>
-        <w:t>Equipo de investigación en Ergonomía y Factores Humanos</w:t>
+        <w:t>{{ responsable_nombre }}</w:t>
+      </w:r>
+    </w:p>
+    <w:p>
+      <w:r>
+        <w:t>{% if responsable_cedula %}</w:t>
+      </w:r>
+    </w:p>
+    <w:p>
+      <w:r>
+        <w:t>Cédula profesional: {{ responsable_cedula }}</w:t>
+      </w:r>
+    </w:p>
+    <w:p>
+      <w:r>
+        <w:t>{% endif %}</w:t>
       </w:r>
     </w:p>
     <w:sectPr>

--- a/service/app/templates/informe_base.docx
+++ b/service/app/templates/informe_base.docx
@@ -306,6 +306,27 @@
     </w:p>
     <w:p>
       <w:pPr>
+        <w:jc w:val="center"/>
+      </w:pPr>
+      <w:r>
+        <w:t>{{ grafica_heatmap }}</w:t>
+      </w:r>
+    </w:p>
+    <w:p>
+      <w:pPr>
+        <w:jc w:val="center"/>
+      </w:pPr>
+      <w:r>
+        <w:rPr>
+          <w:i/>
+          <w:color w:val="595956"/>
+          <w:sz w:val="19"/>
+        </w:rPr>
+        <w:t>Figura 2. Nivel de respuesta (0-4) de cada ítem, agrupado por criterio evaluado.</w:t>
+      </w:r>
+    </w:p>
+    <w:p>
+      <w:pPr>
         <w:pStyle w:val="Heading1"/>
         <w:pBdr>
           <w:bottom w:val="single" w:sz="6" w:space="4" w:color="1F3A5F"/>
@@ -399,7 +420,7 @@
           <w:color w:val="595956"/>
           <w:sz w:val="19"/>
         </w:rPr>
-        <w:t>Figura 2. Proporción de temas de atención obligatoria y optativa.</w:t>
+        <w:t>Figura 3. Proporción de temas de atención obligatoria y optativa.</w:t>
       </w:r>
     </w:p>
     <w:p>

--- a/service/app/templates/informe_base.docx
+++ b/service/app/templates/informe_base.docx
@@ -98,7 +98,7 @@
         <w:jc w:val="both"/>
       </w:pPr>
       <w:r>
-        <w:t>Esta norma es aplicable a todo puesto de trabajo en el que se manipulen o transporten objetos con un peso superior a 3 kg, aun cuando la actividad se realice una sola vez al día.</w:t>
+        <w:t>La norma entró en vigor el 2 de enero de 2020, y desde el 4 de enero de 2023 son exigibles también el análisis de los factores de riesgo ergonómico y el programa de ergonomía. Aplica en todos los centros de trabajo donde existan trabajadores que realicen manejo manual de cargas de forma cotidiana (más de una vez al día), considerando como carga todo objeto con una masa de 3 kg o más.</w:t>
       </w:r>
     </w:p>
     <w:p>
@@ -175,7 +175,7 @@
         <w:t>Plantilla fija</w:t>
       </w:r>
       <w:r>
-        <w:t>: Texto de apertura o cierre que depende solo de la franja de severidad — el mismo para cualquier empresa que caiga en ella.</w:t>
+        <w:t>: Texto de apertura, implicación o cierre que depende solo de la franja de severidad — el mismo para cualquier empresa que caiga en ella.</w:t>
       </w:r>
     </w:p>
     <w:p>
@@ -187,10 +187,10 @@
           <w:b/>
           <w:shd w:val="clear" w:color="auto" w:fill="FCE5CD"/>
         </w:rPr>
-        <w:t>Recomendación de catálogo</w:t>
+        <w:t>Texto de catálogo por ítem</w:t>
       </w:r>
       <w:r>
-        <w:t>: Texto elegido del catálogo ítem-nivel según la respuesta específica de la empresa.</w:t>
+        <w:t>: Descripción del nivel respondido en un ítem, elegida del catálogo ítem-nivel según la respuesta específica de la empresa.</w:t>
       </w:r>
     </w:p>
     <w:p>
@@ -241,7 +241,15 @@
         <w:t>{{r empresa_num_trabajadores }}</w:t>
       </w:r>
       <w:r>
-        <w:t xml:space="preserve"> trabajadores, con el siguiente esquema de turnos: {{r empresa_turnos }}. Su giro es {{r empresa_giro }}. Las actividades relacionadas con el manejo manual de cargas identificadas son: {{r empresa_descripcion_mmh }}.</w:t>
+        <w:t xml:space="preserve"> trabajadores, organizados en {{r empresa_turnos }}, y su actividad principal es {{r empresa_giro }}.</w:t>
+      </w:r>
+    </w:p>
+    <w:p>
+      <w:pPr>
+        <w:jc w:val="both"/>
+      </w:pPr>
+      <w:r>
+        <w:t>Como actividades relacionadas con el manejo manual de cargas, la empresa reporta las siguientes: {{r empresa_descripcion_mmh }}.</w:t>
       </w:r>
     </w:p>
     <w:p>
@@ -260,7 +268,7 @@
         <w:jc w:val="both"/>
       </w:pPr>
       <w:r>
-        <w:t>El cuestionario se divide en temas. Cada tema tiene diez preguntas, calificadas del 0 (Nada) al 4 (Óptimo). Entre más alto es el puntaje de un tema, mejor cumple la empresa con la norma en ese tema.</w:t>
+        <w:t>El instrumento de autoevaluación se divide en cinco criterios, cada uno integrado por diez ítems que se califican en una escala del 0 (Nada) al 4 (Óptimo). La calificación máxima de cada criterio es de 40 puntos: entre mayor sea el puntaje, mayor es el grado de cumplimiento de la NOM-036-1-STPS-2018 en ese criterio. Los resultados se presentan en las tablas 1 y 2 y en las figuras 1 y 2.</w:t>
       </w:r>
     </w:p>
     <w:p>
@@ -281,6 +289,14 @@
     <w:p>
       <w:r>
         <w:t>[[TABLA_PORCENTAJES]]</w:t>
+      </w:r>
+    </w:p>
+    <w:p>
+      <w:pPr>
+        <w:jc w:val="both"/>
+      </w:pPr>
+      <w:r>
+        <w:t>La calificación de cada criterio se convirtió en porcentaje para facilitar su interpretación, y cada porcentaje se clasificó en una de cinco franjas de 20 puntos (Inexistente, Mínimo, Regular, Aceptable y Óptimo). Estos resultados reflejan el grado de cumplimiento percibido por la persona que respondió la autoevaluación, por lo que conviene corroborarlos en el centro de trabajo.</w:t>
       </w:r>
     </w:p>
     <w:p>
